--- a/DESTINATION-NIGERIA-BRAND-KIT/09_DOCUMENT_TEMPLATES/WORKSHOP_MATERIALS/DN_Workshop-Report_A4.docx
+++ b/DESTINATION-NIGERIA-BRAND-KIT/09_DOCUMENT_TEMPLATES/WORKSHOP_MATERIALS/DN_Workshop-Report_A4.docx
@@ -16,7 +16,7 @@
           <w:r>
             <w:rPr>
               <w:b/>
-              <w:color w:val="9A6510"/>
+              <w:color w:val="8A5A0C"/>
             </w:rPr>
             <w:t xml:space="preserve">[Workshop title]</w:t>
           </w:r>
@@ -40,16 +40,16 @@
         <w:tblW w:type="auto" w:w="0"/>
         <w:tblLook w:firstColumn="1" w:firstRow="1" w:lastColumn="0" w:lastRow="0" w:noHBand="0" w:noVBand="1" w:val="04A0"/>
         <w:tblBorders>
-          <w:top w:val="single" w:sz="4" w:color="A9BFA9"/>
-          <w:left w:val="nil"/>
-          <w:bottom w:val="single" w:sz="4" w:color="A9BFA9"/>
-          <w:right w:val="nil"/>
-          <w:insideH w:val="single" w:sz="4" w:color="A9BFA9"/>
+          <w:top w:val="single" w:sz="4" w:color="E7DFCF"/>
+          <w:left w:val="nil"/>
+          <w:bottom w:val="single" w:sz="4" w:color="E7DFCF"/>
+          <w:right w:val="nil"/>
+          <w:insideH w:val="single" w:sz="4" w:color="E7DFCF"/>
           <w:insideV w:val="nil"/>
         </w:tblBorders>
         <w:tblCellMar>
           <w:top w:w="70" w:type="dxa"/>
-          <w:left w:w="100" w:type="dxa"/>
+          <w:left w:w="0" w:type="dxa"/>
           <w:bottom w:w="70" w:type="dxa"/>
           <w:right w:w="100" w:type="dxa"/>
         </w:tblCellMar>
@@ -62,7 +62,6 @@
         <w:tc>
           <w:tcPr>
             <w:tcW w:type="dxa" w:w="2154"/>
-            <w:shd w:val="clear" w:color="auto" w:fill="F5F0E6"/>
           </w:tcPr>
           <w:p>
             <w:pPr>
@@ -107,7 +106,6 @@
         <w:tc>
           <w:tcPr>
             <w:tcW w:type="dxa" w:w="2154"/>
-            <w:shd w:val="clear" w:color="auto" w:fill="F5F0E6"/>
           </w:tcPr>
           <w:p>
             <w:pPr>
@@ -152,7 +150,6 @@
         <w:tc>
           <w:tcPr>
             <w:tcW w:type="dxa" w:w="2154"/>
-            <w:shd w:val="clear" w:color="auto" w:fill="F5F0E6"/>
           </w:tcPr>
           <w:p>
             <w:pPr>
@@ -377,7 +374,7 @@
       <w:r>
         <w:drawing>
           <wp:inline xmlns:a="http://schemas.openxmlformats.org/drawingml/2006/main" xmlns:pic="http://schemas.openxmlformats.org/drawingml/2006/picture">
-            <wp:extent cx="5976000" cy="3735000"/>
+            <wp:extent cx="5976000" cy="3594938"/>
             <wp:docPr id="1" name="Picture 1"/>
             <wp:cNvGraphicFramePr>
               <a:graphicFrameLocks noChangeAspect="1"/>
@@ -386,7 +383,7 @@
               <a:graphicData uri="http://schemas.openxmlformats.org/drawingml/2006/picture">
                 <pic:pic>
                   <pic:nvPicPr>
-                    <pic:cNvPr id="0" name="photo2.jpg"/>
+                    <pic:cNvPr id="0" name="photo_body.jpg"/>
                     <pic:cNvPicPr/>
                   </pic:nvPicPr>
                   <pic:blipFill>
@@ -398,7 +395,7 @@
                   <pic:spPr>
                     <a:xfrm>
                       <a:off x="0" y="0"/>
-                      <a:ext cx="5976000" cy="3735000"/>
+                      <a:ext cx="5976000" cy="3594938"/>
                     </a:xfrm>
                     <a:prstGeom prst="rect"/>
                   </pic:spPr>
@@ -446,7 +443,7 @@
   <w:p>
     <w:pPr>
       <w:pBdr>
-        <w:top w:val="single" w:sz="4" w:space="6" w:color="A9BFA9"/>
+        <w:top w:val="single" w:sz="4" w:space="6" w:color="E7DFCF"/>
       </w:pBdr>
       <w:tabs>
         <w:tab w:pos="9412" w:val="right"/>
@@ -468,7 +465,7 @@
         <w:color w:val="5F6662"/>
         <w:sz w:val="15"/>
       </w:rPr>
-      <w:t xml:space="preserve">  ·  </w:t>
+      <w:t xml:space="preserve">   </w:t>
     </w:r>
     <w:r>
       <w:rPr>
@@ -759,7 +756,7 @@
   <w:docDefaults>
     <w:rPrDefault>
       <w:rPr>
-        <w:rFonts w:asciiTheme="minorHAnsi" w:eastAsiaTheme="minorEastAsia" w:hAnsiTheme="minorHAnsi" w:cstheme="minorBidi"/>
+        <w:rFonts w:ascii="Public Sans" w:hAnsi="Public Sans" w:cs="Public Sans" w:eastAsia="Public Sans"/>
         <w:sz w:val="22"/>
         <w:szCs w:val="22"/>
         <w:lang w:val="en-US" w:eastAsia="en-US" w:bidi="ar-SA"/>
@@ -919,7 +916,7 @@
       <w:spacing w:before="0" w:after="120" w:line="317" w:lineRule="auto"/>
     </w:pPr>
     <w:rPr>
-      <w:rFonts w:ascii="Inter" w:hAnsi="Inter" w:cs="Inter" w:eastAsia="Inter"/>
+      <w:rFonts w:ascii="Public Sans" w:hAnsi="Public Sans" w:cs="Public Sans" w:eastAsia="Public Sans"/>
       <w:b w:val="0"/>
       <w:i w:val="0"/>
       <w:color w:val="1B201E"/>
@@ -981,16 +978,16 @@
     <w:pPr>
       <w:keepNext/>
       <w:keepLines/>
-      <w:spacing w:before="360" w:after="120" w:line="264" w:lineRule="auto"/>
+      <w:spacing w:before="440" w:after="160" w:line="259" w:lineRule="auto"/>
       <w:outlineLvl w:val="0"/>
     </w:pPr>
     <w:rPr>
-      <w:rFonts w:asciiTheme="majorHAnsi" w:eastAsiaTheme="majorEastAsia" w:hAnsiTheme="majorHAnsi" w:cstheme="majorBidi" w:ascii="Playfair Display" w:hAnsi="Playfair Display" w:cs="Playfair Display" w:eastAsia="Playfair Display"/>
+      <w:rFonts w:ascii="Newsreader Display" w:hAnsi="Newsreader Display" w:cs="Newsreader Display" w:eastAsia="Newsreader Display"/>
       <w:b w:val="0"/>
       <w:bCs/>
       <w:i w:val="0"/>
       <w:color w:val="103428"/>
-      <w:sz w:val="40"/>
+      <w:sz w:val="44"/>
       <w:szCs w:val="28"/>
     </w:rPr>
   </w:style>
@@ -1010,12 +1007,12 @@
       <w:outlineLvl w:val="1"/>
     </w:pPr>
     <w:rPr>
-      <w:rFonts w:asciiTheme="majorHAnsi" w:eastAsiaTheme="majorEastAsia" w:hAnsiTheme="majorHAnsi" w:cstheme="majorBidi" w:ascii="Inter" w:hAnsi="Inter" w:cs="Inter" w:eastAsia="Inter"/>
-      <w:b/>
+      <w:rFonts w:ascii="Newsreader Display" w:hAnsi="Newsreader Display" w:cs="Newsreader Display" w:eastAsia="Newsreader Display"/>
+      <w:b w:val="0"/>
       <w:bCs/>
       <w:i w:val="0"/>
       <w:color w:val="103428"/>
-      <w:sz w:val="25"/>
+      <w:sz w:val="28"/>
       <w:szCs w:val="26"/>
     </w:rPr>
   </w:style>
@@ -1035,12 +1032,12 @@
       <w:outlineLvl w:val="2"/>
     </w:pPr>
     <w:rPr>
-      <w:rFonts w:asciiTheme="majorHAnsi" w:eastAsiaTheme="majorEastAsia" w:hAnsiTheme="majorHAnsi" w:cstheme="majorBidi" w:ascii="Inter" w:hAnsi="Inter" w:cs="Inter" w:eastAsia="Inter"/>
+      <w:rFonts w:ascii="Public Sans" w:hAnsi="Public Sans" w:cs="Public Sans" w:eastAsia="Public Sans"/>
       <w:b/>
       <w:bCs/>
       <w:i w:val="0"/>
-      <w:color w:val="2C5040"/>
-      <w:sz w:val="20"/>
+      <w:color w:val="103428"/>
+      <w:sz w:val="19"/>
     </w:rPr>
   </w:style>
   <w:style w:type="paragraph" w:styleId="Heading4">
@@ -1060,7 +1057,7 @@
       <w:outlineLvl w:val="3"/>
     </w:pPr>
     <w:rPr>
-      <w:rFonts w:asciiTheme="majorHAnsi" w:eastAsiaTheme="majorEastAsia" w:hAnsiTheme="majorHAnsi" w:cstheme="majorBidi"/>
+      <w:rFonts w:ascii="Newsreader Display" w:hAnsi="Newsreader Display" w:cs="Newsreader Display"/>
       <w:b/>
       <w:bCs/>
       <w:i/>
@@ -1085,7 +1082,7 @@
       <w:outlineLvl w:val="4"/>
     </w:pPr>
     <w:rPr>
-      <w:rFonts w:asciiTheme="majorHAnsi" w:eastAsiaTheme="majorEastAsia" w:hAnsiTheme="majorHAnsi" w:cstheme="majorBidi"/>
+      <w:rFonts w:ascii="Newsreader Display" w:hAnsi="Newsreader Display" w:cs="Newsreader Display"/>
       <w:color w:val="243F60" w:themeColor="accent1" w:themeShade="7F"/>
     </w:rPr>
   </w:style>
@@ -1106,7 +1103,7 @@
       <w:outlineLvl w:val="5"/>
     </w:pPr>
     <w:rPr>
-      <w:rFonts w:asciiTheme="majorHAnsi" w:eastAsiaTheme="majorEastAsia" w:hAnsiTheme="majorHAnsi" w:cstheme="majorBidi"/>
+      <w:rFonts w:ascii="Newsreader Display" w:hAnsi="Newsreader Display" w:cs="Newsreader Display"/>
       <w:i/>
       <w:iCs/>
       <w:color w:val="243F60" w:themeColor="accent1" w:themeShade="7F"/>
@@ -1129,7 +1126,7 @@
       <w:outlineLvl w:val="6"/>
     </w:pPr>
     <w:rPr>
-      <w:rFonts w:asciiTheme="majorHAnsi" w:eastAsiaTheme="majorEastAsia" w:hAnsiTheme="majorHAnsi" w:cstheme="majorBidi"/>
+      <w:rFonts w:ascii="Newsreader Display" w:hAnsi="Newsreader Display" w:cs="Newsreader Display"/>
       <w:i/>
       <w:iCs/>
       <w:color w:val="404040" w:themeColor="text1" w:themeTint="BF"/>
@@ -1152,7 +1149,7 @@
       <w:outlineLvl w:val="7"/>
     </w:pPr>
     <w:rPr>
-      <w:rFonts w:asciiTheme="majorHAnsi" w:eastAsiaTheme="majorEastAsia" w:hAnsiTheme="majorHAnsi" w:cstheme="majorBidi"/>
+      <w:rFonts w:ascii="Newsreader Display" w:hAnsi="Newsreader Display" w:cs="Newsreader Display"/>
       <w:color w:val="4F81BD" w:themeColor="accent1"/>
       <w:sz w:val="20"/>
       <w:szCs w:val="20"/>
@@ -1175,7 +1172,7 @@
       <w:outlineLvl w:val="8"/>
     </w:pPr>
     <w:rPr>
-      <w:rFonts w:asciiTheme="majorHAnsi" w:eastAsiaTheme="majorEastAsia" w:hAnsiTheme="majorHAnsi" w:cstheme="majorBidi"/>
+      <w:rFonts w:ascii="Newsreader Display" w:hAnsi="Newsreader Display" w:cs="Newsreader Display"/>
       <w:i/>
       <w:iCs/>
       <w:color w:val="404040" w:themeColor="text1" w:themeTint="BF"/>
@@ -1226,7 +1223,7 @@
     <w:uiPriority w:val="9"/>
     <w:rsid w:val="00FC693F"/>
     <w:rPr>
-      <w:rFonts w:asciiTheme="majorHAnsi" w:eastAsiaTheme="majorEastAsia" w:hAnsiTheme="majorHAnsi" w:cstheme="majorBidi"/>
+      <w:rFonts w:ascii="Newsreader Display" w:hAnsi="Newsreader Display" w:cs="Newsreader Display"/>
       <w:b/>
       <w:bCs/>
       <w:color w:val="365F91" w:themeColor="accent1" w:themeShade="BF"/>
@@ -1241,7 +1238,7 @@
     <w:uiPriority w:val="9"/>
     <w:rsid w:val="00FC693F"/>
     <w:rPr>
-      <w:rFonts w:asciiTheme="majorHAnsi" w:eastAsiaTheme="majorEastAsia" w:hAnsiTheme="majorHAnsi" w:cstheme="majorBidi"/>
+      <w:rFonts w:ascii="Newsreader Display" w:hAnsi="Newsreader Display" w:cs="Newsreader Display"/>
       <w:b/>
       <w:bCs/>
       <w:color w:val="4F81BD" w:themeColor="accent1"/>
@@ -1256,7 +1253,7 @@
     <w:uiPriority w:val="9"/>
     <w:rsid w:val="00FC693F"/>
     <w:rPr>
-      <w:rFonts w:asciiTheme="majorHAnsi" w:eastAsiaTheme="majorEastAsia" w:hAnsiTheme="majorHAnsi" w:cstheme="majorBidi"/>
+      <w:rFonts w:ascii="Newsreader Display" w:hAnsi="Newsreader Display" w:cs="Newsreader Display"/>
       <w:b/>
       <w:bCs/>
       <w:color w:val="4F81BD" w:themeColor="accent1"/>
@@ -1271,17 +1268,17 @@
     <w:qFormat/>
     <w:rsid w:val="00FC693F"/>
     <w:pPr>
-      <w:spacing w:after="160" w:line="252" w:lineRule="auto" w:before="0"/>
+      <w:spacing w:after="200" w:line="245" w:lineRule="auto" w:before="0"/>
       <w:contextualSpacing/>
     </w:pPr>
     <w:rPr>
-      <w:rFonts w:asciiTheme="majorHAnsi" w:eastAsiaTheme="majorEastAsia" w:hAnsiTheme="majorHAnsi" w:cstheme="majorBidi" w:ascii="Playfair Display" w:hAnsi="Playfair Display" w:cs="Playfair Display" w:eastAsia="Playfair Display"/>
+      <w:rFonts w:ascii="Newsreader Display" w:hAnsi="Newsreader Display" w:cs="Newsreader Display" w:eastAsia="Newsreader Display"/>
       <w:b w:val="0"/>
       <w:i w:val="0"/>
       <w:color w:val="103428"/>
       <w:spacing w:val="5"/>
       <w:kern w:val="28"/>
-      <w:sz w:val="60"/>
+      <w:sz w:val="64"/>
       <w:szCs w:val="52"/>
     </w:rPr>
   </w:style>
@@ -1292,7 +1289,7 @@
     <w:uiPriority w:val="10"/>
     <w:rsid w:val="00FC693F"/>
     <w:rPr>
-      <w:rFonts w:asciiTheme="majorHAnsi" w:eastAsiaTheme="majorEastAsia" w:hAnsiTheme="majorHAnsi" w:cstheme="majorBidi"/>
+      <w:rFonts w:ascii="Newsreader Display" w:hAnsi="Newsreader Display" w:cs="Newsreader Display"/>
       <w:color w:val="17365D" w:themeColor="text2" w:themeShade="BF"/>
       <w:spacing w:val="5"/>
       <w:kern w:val="28"/>
@@ -1315,13 +1312,13 @@
       <w:spacing w:before="0" w:after="240" w:line="312" w:lineRule="auto"/>
     </w:pPr>
     <w:rPr>
-      <w:rFonts w:asciiTheme="majorHAnsi" w:eastAsiaTheme="majorEastAsia" w:hAnsiTheme="majorHAnsi" w:cstheme="majorBidi" w:ascii="Source Serif 4" w:hAnsi="Source Serif 4" w:cs="Source Serif 4" w:eastAsia="Source Serif 4"/>
+      <w:rFonts w:ascii="Newsreader Text" w:hAnsi="Newsreader Text" w:cs="Newsreader Text" w:eastAsia="Newsreader Text"/>
       <w:b w:val="0"/>
       <w:i w:val="0"/>
       <w:iCs/>
-      <w:color w:val="2C5040"/>
+      <w:color w:val="5F6662"/>
       <w:spacing w:val="15"/>
-      <w:sz w:val="28"/>
+      <w:sz w:val="26"/>
       <w:szCs w:val="24"/>
     </w:rPr>
   </w:style>
@@ -1332,7 +1329,7 @@
     <w:uiPriority w:val="11"/>
     <w:rsid w:val="00FC693F"/>
     <w:rPr>
-      <w:rFonts w:asciiTheme="majorHAnsi" w:eastAsiaTheme="majorEastAsia" w:hAnsiTheme="majorHAnsi" w:cstheme="majorBidi"/>
+      <w:rFonts w:ascii="Newsreader Display" w:hAnsi="Newsreader Display" w:cs="Newsreader Display"/>
       <w:i/>
       <w:iCs/>
       <w:color w:val="4F81BD" w:themeColor="accent1"/>
@@ -1461,7 +1458,7 @@
       <w:contextualSpacing/>
     </w:pPr>
     <w:rPr>
-      <w:rFonts w:ascii="Inter" w:hAnsi="Inter" w:cs="Inter" w:eastAsia="Inter"/>
+      <w:rFonts w:ascii="Public Sans" w:hAnsi="Public Sans" w:cs="Public Sans" w:eastAsia="Public Sans"/>
       <w:b w:val="0"/>
       <w:i w:val="0"/>
       <w:color w:val="1B201E"/>
@@ -1508,7 +1505,7 @@
       <w:contextualSpacing/>
     </w:pPr>
     <w:rPr>
-      <w:rFonts w:ascii="Inter" w:hAnsi="Inter" w:cs="Inter" w:eastAsia="Inter"/>
+      <w:rFonts w:ascii="Public Sans" w:hAnsi="Public Sans" w:cs="Public Sans" w:eastAsia="Public Sans"/>
       <w:b w:val="0"/>
       <w:i w:val="0"/>
       <w:color w:val="1B201E"/>
@@ -1624,12 +1621,12 @@
       <w:spacing w:before="240" w:after="240" w:line="324" w:lineRule="auto"/>
     </w:pPr>
     <w:rPr>
-      <w:rFonts w:ascii="Source Serif 4" w:hAnsi="Source Serif 4" w:cs="Source Serif 4" w:eastAsia="Source Serif 4"/>
+      <w:rFonts w:ascii="Newsreader Display" w:hAnsi="Newsreader Display" w:cs="Newsreader Display" w:eastAsia="Newsreader Display"/>
       <w:b w:val="0"/>
       <w:i/>
       <w:iCs/>
       <w:color w:val="103428"/>
-      <w:sz w:val="28"/>
+      <w:sz w:val="32"/>
     </w:rPr>
   </w:style>
   <w:style w:type="character" w:customStyle="1" w:styleId="QuoteChar">
@@ -1652,7 +1649,7 @@
     <w:semiHidden/>
     <w:rsid w:val="00FC693F"/>
     <w:rPr>
-      <w:rFonts w:asciiTheme="majorHAnsi" w:eastAsiaTheme="majorEastAsia" w:hAnsiTheme="majorHAnsi" w:cstheme="majorBidi"/>
+      <w:rFonts w:ascii="Newsreader Display" w:hAnsi="Newsreader Display" w:cs="Newsreader Display"/>
       <w:b/>
       <w:bCs/>
       <w:i/>
@@ -1668,7 +1665,7 @@
     <w:semiHidden/>
     <w:rsid w:val="00FC693F"/>
     <w:rPr>
-      <w:rFonts w:asciiTheme="majorHAnsi" w:eastAsiaTheme="majorEastAsia" w:hAnsiTheme="majorHAnsi" w:cstheme="majorBidi"/>
+      <w:rFonts w:ascii="Newsreader Display" w:hAnsi="Newsreader Display" w:cs="Newsreader Display"/>
       <w:color w:val="243F60" w:themeColor="accent1" w:themeShade="7F"/>
     </w:rPr>
   </w:style>
@@ -1680,7 +1677,7 @@
     <w:semiHidden/>
     <w:rsid w:val="00FC693F"/>
     <w:rPr>
-      <w:rFonts w:asciiTheme="majorHAnsi" w:eastAsiaTheme="majorEastAsia" w:hAnsiTheme="majorHAnsi" w:cstheme="majorBidi"/>
+      <w:rFonts w:ascii="Newsreader Display" w:hAnsi="Newsreader Display" w:cs="Newsreader Display"/>
       <w:i/>
       <w:iCs/>
       <w:color w:val="243F60" w:themeColor="accent1" w:themeShade="7F"/>
@@ -1694,7 +1691,7 @@
     <w:semiHidden/>
     <w:rsid w:val="00FC693F"/>
     <w:rPr>
-      <w:rFonts w:asciiTheme="majorHAnsi" w:eastAsiaTheme="majorEastAsia" w:hAnsiTheme="majorHAnsi" w:cstheme="majorBidi"/>
+      <w:rFonts w:ascii="Newsreader Display" w:hAnsi="Newsreader Display" w:cs="Newsreader Display"/>
       <w:i/>
       <w:iCs/>
       <w:color w:val="404040" w:themeColor="text1" w:themeTint="BF"/>
@@ -1708,7 +1705,7 @@
     <w:semiHidden/>
     <w:rsid w:val="00FC693F"/>
     <w:rPr>
-      <w:rFonts w:asciiTheme="majorHAnsi" w:eastAsiaTheme="majorEastAsia" w:hAnsiTheme="majorHAnsi" w:cstheme="majorBidi"/>
+      <w:rFonts w:ascii="Newsreader Display" w:hAnsi="Newsreader Display" w:cs="Newsreader Display"/>
       <w:color w:val="4F81BD" w:themeColor="accent1"/>
       <w:sz w:val="20"/>
       <w:szCs w:val="20"/>
@@ -1722,7 +1719,7 @@
     <w:semiHidden/>
     <w:rsid w:val="00FC693F"/>
     <w:rPr>
-      <w:rFonts w:asciiTheme="majorHAnsi" w:eastAsiaTheme="majorEastAsia" w:hAnsiTheme="majorHAnsi" w:cstheme="majorBidi"/>
+      <w:rFonts w:ascii="Newsreader Display" w:hAnsi="Newsreader Display" w:cs="Newsreader Display"/>
       <w:i/>
       <w:iCs/>
       <w:color w:val="404040" w:themeColor="text1" w:themeTint="BF"/>
@@ -1743,7 +1740,7 @@
       <w:spacing w:line="300" w:lineRule="auto" w:before="60" w:after="200"/>
     </w:pPr>
     <w:rPr>
-      <w:rFonts w:ascii="Inter" w:hAnsi="Inter" w:cs="Inter" w:eastAsia="Inter"/>
+      <w:rFonts w:ascii="Public Sans" w:hAnsi="Public Sans" w:cs="Public Sans" w:eastAsia="Public Sans"/>
       <w:b w:val="0"/>
       <w:bCs/>
       <w:i w:val="0"/>
@@ -3313,7 +3310,7 @@
         <w:spacing w:before="0" w:after="0" w:line="240" w:lineRule="auto"/>
       </w:pPr>
       <w:rPr>
-        <w:rFonts w:asciiTheme="majorHAnsi" w:eastAsiaTheme="majorEastAsia" w:hAnsiTheme="majorHAnsi" w:cstheme="majorBidi"/>
+        <w:rFonts w:ascii="Newsreader Display" w:hAnsi="Newsreader Display" w:cs="Newsreader Display"/>
         <w:b/>
         <w:bCs/>
       </w:rPr>
@@ -3334,7 +3331,7 @@
         <w:spacing w:before="0" w:after="0" w:line="240" w:lineRule="auto"/>
       </w:pPr>
       <w:rPr>
-        <w:rFonts w:asciiTheme="majorHAnsi" w:eastAsiaTheme="majorEastAsia" w:hAnsiTheme="majorHAnsi" w:cstheme="majorBidi"/>
+        <w:rFonts w:ascii="Newsreader Display" w:hAnsi="Newsreader Display" w:cs="Newsreader Display"/>
         <w:b/>
         <w:bCs/>
       </w:rPr>
@@ -3352,14 +3349,14 @@
     </w:tblStylePr>
     <w:tblStylePr w:type="firstCol">
       <w:rPr>
-        <w:rFonts w:asciiTheme="majorHAnsi" w:eastAsiaTheme="majorEastAsia" w:hAnsiTheme="majorHAnsi" w:cstheme="majorBidi"/>
+        <w:rFonts w:ascii="Newsreader Display" w:hAnsi="Newsreader Display" w:cs="Newsreader Display"/>
         <w:b/>
         <w:bCs/>
       </w:rPr>
     </w:tblStylePr>
     <w:tblStylePr w:type="lastCol">
       <w:rPr>
-        <w:rFonts w:asciiTheme="majorHAnsi" w:eastAsiaTheme="majorEastAsia" w:hAnsiTheme="majorHAnsi" w:cstheme="majorBidi"/>
+        <w:rFonts w:ascii="Newsreader Display" w:hAnsi="Newsreader Display" w:cs="Newsreader Display"/>
         <w:b/>
         <w:bCs/>
       </w:rPr>
@@ -3443,7 +3440,7 @@
         <w:spacing w:before="0" w:after="0" w:line="240" w:lineRule="auto"/>
       </w:pPr>
       <w:rPr>
-        <w:rFonts w:asciiTheme="majorHAnsi" w:eastAsiaTheme="majorEastAsia" w:hAnsiTheme="majorHAnsi" w:cstheme="majorBidi"/>
+        <w:rFonts w:ascii="Newsreader Display" w:hAnsi="Newsreader Display" w:cs="Newsreader Display"/>
         <w:b/>
         <w:bCs/>
       </w:rPr>
@@ -3464,7 +3461,7 @@
         <w:spacing w:before="0" w:after="0" w:line="240" w:lineRule="auto"/>
       </w:pPr>
       <w:rPr>
-        <w:rFonts w:asciiTheme="majorHAnsi" w:eastAsiaTheme="majorEastAsia" w:hAnsiTheme="majorHAnsi" w:cstheme="majorBidi"/>
+        <w:rFonts w:ascii="Newsreader Display" w:hAnsi="Newsreader Display" w:cs="Newsreader Display"/>
         <w:b/>
         <w:bCs/>
       </w:rPr>
@@ -3482,14 +3479,14 @@
     </w:tblStylePr>
     <w:tblStylePr w:type="firstCol">
       <w:rPr>
-        <w:rFonts w:asciiTheme="majorHAnsi" w:eastAsiaTheme="majorEastAsia" w:hAnsiTheme="majorHAnsi" w:cstheme="majorBidi"/>
+        <w:rFonts w:ascii="Newsreader Display" w:hAnsi="Newsreader Display" w:cs="Newsreader Display"/>
         <w:b/>
         <w:bCs/>
       </w:rPr>
     </w:tblStylePr>
     <w:tblStylePr w:type="lastCol">
       <w:rPr>
-        <w:rFonts w:asciiTheme="majorHAnsi" w:eastAsiaTheme="majorEastAsia" w:hAnsiTheme="majorHAnsi" w:cstheme="majorBidi"/>
+        <w:rFonts w:ascii="Newsreader Display" w:hAnsi="Newsreader Display" w:cs="Newsreader Display"/>
         <w:b/>
         <w:bCs/>
       </w:rPr>
@@ -3573,7 +3570,7 @@
         <w:spacing w:before="0" w:after="0" w:line="240" w:lineRule="auto"/>
       </w:pPr>
       <w:rPr>
-        <w:rFonts w:asciiTheme="majorHAnsi" w:eastAsiaTheme="majorEastAsia" w:hAnsiTheme="majorHAnsi" w:cstheme="majorBidi"/>
+        <w:rFonts w:ascii="Newsreader Display" w:hAnsi="Newsreader Display" w:cs="Newsreader Display"/>
         <w:b/>
         <w:bCs/>
       </w:rPr>
@@ -3594,7 +3591,7 @@
         <w:spacing w:before="0" w:after="0" w:line="240" w:lineRule="auto"/>
       </w:pPr>
       <w:rPr>
-        <w:rFonts w:asciiTheme="majorHAnsi" w:eastAsiaTheme="majorEastAsia" w:hAnsiTheme="majorHAnsi" w:cstheme="majorBidi"/>
+        <w:rFonts w:ascii="Newsreader Display" w:hAnsi="Newsreader Display" w:cs="Newsreader Display"/>
         <w:b/>
         <w:bCs/>
       </w:rPr>
@@ -3612,14 +3609,14 @@
     </w:tblStylePr>
     <w:tblStylePr w:type="firstCol">
       <w:rPr>
-        <w:rFonts w:asciiTheme="majorHAnsi" w:eastAsiaTheme="majorEastAsia" w:hAnsiTheme="majorHAnsi" w:cstheme="majorBidi"/>
+        <w:rFonts w:ascii="Newsreader Display" w:hAnsi="Newsreader Display" w:cs="Newsreader Display"/>
         <w:b/>
         <w:bCs/>
       </w:rPr>
     </w:tblStylePr>
     <w:tblStylePr w:type="lastCol">
       <w:rPr>
-        <w:rFonts w:asciiTheme="majorHAnsi" w:eastAsiaTheme="majorEastAsia" w:hAnsiTheme="majorHAnsi" w:cstheme="majorBidi"/>
+        <w:rFonts w:ascii="Newsreader Display" w:hAnsi="Newsreader Display" w:cs="Newsreader Display"/>
         <w:b/>
         <w:bCs/>
       </w:rPr>
@@ -3703,7 +3700,7 @@
         <w:spacing w:before="0" w:after="0" w:line="240" w:lineRule="auto"/>
       </w:pPr>
       <w:rPr>
-        <w:rFonts w:asciiTheme="majorHAnsi" w:eastAsiaTheme="majorEastAsia" w:hAnsiTheme="majorHAnsi" w:cstheme="majorBidi"/>
+        <w:rFonts w:ascii="Newsreader Display" w:hAnsi="Newsreader Display" w:cs="Newsreader Display"/>
         <w:b/>
         <w:bCs/>
       </w:rPr>
@@ -3724,7 +3721,7 @@
         <w:spacing w:before="0" w:after="0" w:line="240" w:lineRule="auto"/>
       </w:pPr>
       <w:rPr>
-        <w:rFonts w:asciiTheme="majorHAnsi" w:eastAsiaTheme="majorEastAsia" w:hAnsiTheme="majorHAnsi" w:cstheme="majorBidi"/>
+        <w:rFonts w:ascii="Newsreader Display" w:hAnsi="Newsreader Display" w:cs="Newsreader Display"/>
         <w:b/>
         <w:bCs/>
       </w:rPr>
@@ -3742,14 +3739,14 @@
     </w:tblStylePr>
     <w:tblStylePr w:type="firstCol">
       <w:rPr>
-        <w:rFonts w:asciiTheme="majorHAnsi" w:eastAsiaTheme="majorEastAsia" w:hAnsiTheme="majorHAnsi" w:cstheme="majorBidi"/>
+        <w:rFonts w:ascii="Newsreader Display" w:hAnsi="Newsreader Display" w:cs="Newsreader Display"/>
         <w:b/>
         <w:bCs/>
       </w:rPr>
     </w:tblStylePr>
     <w:tblStylePr w:type="lastCol">
       <w:rPr>
-        <w:rFonts w:asciiTheme="majorHAnsi" w:eastAsiaTheme="majorEastAsia" w:hAnsiTheme="majorHAnsi" w:cstheme="majorBidi"/>
+        <w:rFonts w:ascii="Newsreader Display" w:hAnsi="Newsreader Display" w:cs="Newsreader Display"/>
         <w:b/>
         <w:bCs/>
       </w:rPr>
@@ -3833,7 +3830,7 @@
         <w:spacing w:before="0" w:after="0" w:line="240" w:lineRule="auto"/>
       </w:pPr>
       <w:rPr>
-        <w:rFonts w:asciiTheme="majorHAnsi" w:eastAsiaTheme="majorEastAsia" w:hAnsiTheme="majorHAnsi" w:cstheme="majorBidi"/>
+        <w:rFonts w:ascii="Newsreader Display" w:hAnsi="Newsreader Display" w:cs="Newsreader Display"/>
         <w:b/>
         <w:bCs/>
       </w:rPr>
@@ -3854,7 +3851,7 @@
         <w:spacing w:before="0" w:after="0" w:line="240" w:lineRule="auto"/>
       </w:pPr>
       <w:rPr>
-        <w:rFonts w:asciiTheme="majorHAnsi" w:eastAsiaTheme="majorEastAsia" w:hAnsiTheme="majorHAnsi" w:cstheme="majorBidi"/>
+        <w:rFonts w:ascii="Newsreader Display" w:hAnsi="Newsreader Display" w:cs="Newsreader Display"/>
         <w:b/>
         <w:bCs/>
       </w:rPr>
@@ -3872,14 +3869,14 @@
     </w:tblStylePr>
     <w:tblStylePr w:type="firstCol">
       <w:rPr>
-        <w:rFonts w:asciiTheme="majorHAnsi" w:eastAsiaTheme="majorEastAsia" w:hAnsiTheme="majorHAnsi" w:cstheme="majorBidi"/>
+        <w:rFonts w:ascii="Newsreader Display" w:hAnsi="Newsreader Display" w:cs="Newsreader Display"/>
         <w:b/>
         <w:bCs/>
       </w:rPr>
     </w:tblStylePr>
     <w:tblStylePr w:type="lastCol">
       <w:rPr>
-        <w:rFonts w:asciiTheme="majorHAnsi" w:eastAsiaTheme="majorEastAsia" w:hAnsiTheme="majorHAnsi" w:cstheme="majorBidi"/>
+        <w:rFonts w:ascii="Newsreader Display" w:hAnsi="Newsreader Display" w:cs="Newsreader Display"/>
         <w:b/>
         <w:bCs/>
       </w:rPr>
@@ -3963,7 +3960,7 @@
         <w:spacing w:before="0" w:after="0" w:line="240" w:lineRule="auto"/>
       </w:pPr>
       <w:rPr>
-        <w:rFonts w:asciiTheme="majorHAnsi" w:eastAsiaTheme="majorEastAsia" w:hAnsiTheme="majorHAnsi" w:cstheme="majorBidi"/>
+        <w:rFonts w:ascii="Newsreader Display" w:hAnsi="Newsreader Display" w:cs="Newsreader Display"/>
         <w:b/>
         <w:bCs/>
       </w:rPr>
@@ -3984,7 +3981,7 @@
         <w:spacing w:before="0" w:after="0" w:line="240" w:lineRule="auto"/>
       </w:pPr>
       <w:rPr>
-        <w:rFonts w:asciiTheme="majorHAnsi" w:eastAsiaTheme="majorEastAsia" w:hAnsiTheme="majorHAnsi" w:cstheme="majorBidi"/>
+        <w:rFonts w:ascii="Newsreader Display" w:hAnsi="Newsreader Display" w:cs="Newsreader Display"/>
         <w:b/>
         <w:bCs/>
       </w:rPr>
@@ -4002,14 +3999,14 @@
     </w:tblStylePr>
     <w:tblStylePr w:type="firstCol">
       <w:rPr>
-        <w:rFonts w:asciiTheme="majorHAnsi" w:eastAsiaTheme="majorEastAsia" w:hAnsiTheme="majorHAnsi" w:cstheme="majorBidi"/>
+        <w:rFonts w:ascii="Newsreader Display" w:hAnsi="Newsreader Display" w:cs="Newsreader Display"/>
         <w:b/>
         <w:bCs/>
       </w:rPr>
     </w:tblStylePr>
     <w:tblStylePr w:type="lastCol">
       <w:rPr>
-        <w:rFonts w:asciiTheme="majorHAnsi" w:eastAsiaTheme="majorEastAsia" w:hAnsiTheme="majorHAnsi" w:cstheme="majorBidi"/>
+        <w:rFonts w:ascii="Newsreader Display" w:hAnsi="Newsreader Display" w:cs="Newsreader Display"/>
         <w:b/>
         <w:bCs/>
       </w:rPr>
@@ -4093,7 +4090,7 @@
         <w:spacing w:before="0" w:after="0" w:line="240" w:lineRule="auto"/>
       </w:pPr>
       <w:rPr>
-        <w:rFonts w:asciiTheme="majorHAnsi" w:eastAsiaTheme="majorEastAsia" w:hAnsiTheme="majorHAnsi" w:cstheme="majorBidi"/>
+        <w:rFonts w:ascii="Newsreader Display" w:hAnsi="Newsreader Display" w:cs="Newsreader Display"/>
         <w:b/>
         <w:bCs/>
       </w:rPr>
@@ -4114,7 +4111,7 @@
         <w:spacing w:before="0" w:after="0" w:line="240" w:lineRule="auto"/>
       </w:pPr>
       <w:rPr>
-        <w:rFonts w:asciiTheme="majorHAnsi" w:eastAsiaTheme="majorEastAsia" w:hAnsiTheme="majorHAnsi" w:cstheme="majorBidi"/>
+        <w:rFonts w:ascii="Newsreader Display" w:hAnsi="Newsreader Display" w:cs="Newsreader Display"/>
         <w:b/>
         <w:bCs/>
       </w:rPr>
@@ -4132,14 +4129,14 @@
     </w:tblStylePr>
     <w:tblStylePr w:type="firstCol">
       <w:rPr>
-        <w:rFonts w:asciiTheme="majorHAnsi" w:eastAsiaTheme="majorEastAsia" w:hAnsiTheme="majorHAnsi" w:cstheme="majorBidi"/>
+        <w:rFonts w:ascii="Newsreader Display" w:hAnsi="Newsreader Display" w:cs="Newsreader Display"/>
         <w:b/>
         <w:bCs/>
       </w:rPr>
     </w:tblStylePr>
     <w:tblStylePr w:type="lastCol">
       <w:rPr>
-        <w:rFonts w:asciiTheme="majorHAnsi" w:eastAsiaTheme="majorEastAsia" w:hAnsiTheme="majorHAnsi" w:cstheme="majorBidi"/>
+        <w:rFonts w:ascii="Newsreader Display" w:hAnsi="Newsreader Display" w:cs="Newsreader Display"/>
         <w:b/>
         <w:bCs/>
       </w:rPr>
@@ -6004,7 +6001,7 @@
     </w:tblPr>
     <w:tblStylePr w:type="firstRow">
       <w:rPr>
-        <w:rFonts w:asciiTheme="majorHAnsi" w:eastAsiaTheme="majorEastAsia" w:hAnsiTheme="majorHAnsi" w:cstheme="majorBidi"/>
+        <w:rFonts w:ascii="Newsreader Display" w:hAnsi="Newsreader Display" w:cs="Newsreader Display"/>
       </w:rPr>
       <w:tblPr/>
       <w:tcPr>
@@ -6088,7 +6085,7 @@
     </w:tblPr>
     <w:tblStylePr w:type="firstRow">
       <w:rPr>
-        <w:rFonts w:asciiTheme="majorHAnsi" w:eastAsiaTheme="majorEastAsia" w:hAnsiTheme="majorHAnsi" w:cstheme="majorBidi"/>
+        <w:rFonts w:ascii="Newsreader Display" w:hAnsi="Newsreader Display" w:cs="Newsreader Display"/>
       </w:rPr>
       <w:tblPr/>
       <w:tcPr>
@@ -6172,7 +6169,7 @@
     </w:tblPr>
     <w:tblStylePr w:type="firstRow">
       <w:rPr>
-        <w:rFonts w:asciiTheme="majorHAnsi" w:eastAsiaTheme="majorEastAsia" w:hAnsiTheme="majorHAnsi" w:cstheme="majorBidi"/>
+        <w:rFonts w:ascii="Newsreader Display" w:hAnsi="Newsreader Display" w:cs="Newsreader Display"/>
       </w:rPr>
       <w:tblPr/>
       <w:tcPr>
@@ -6256,7 +6253,7 @@
     </w:tblPr>
     <w:tblStylePr w:type="firstRow">
       <w:rPr>
-        <w:rFonts w:asciiTheme="majorHAnsi" w:eastAsiaTheme="majorEastAsia" w:hAnsiTheme="majorHAnsi" w:cstheme="majorBidi"/>
+        <w:rFonts w:ascii="Newsreader Display" w:hAnsi="Newsreader Display" w:cs="Newsreader Display"/>
       </w:rPr>
       <w:tblPr/>
       <w:tcPr>
@@ -6340,7 +6337,7 @@
     </w:tblPr>
     <w:tblStylePr w:type="firstRow">
       <w:rPr>
-        <w:rFonts w:asciiTheme="majorHAnsi" w:eastAsiaTheme="majorEastAsia" w:hAnsiTheme="majorHAnsi" w:cstheme="majorBidi"/>
+        <w:rFonts w:ascii="Newsreader Display" w:hAnsi="Newsreader Display" w:cs="Newsreader Display"/>
       </w:rPr>
       <w:tblPr/>
       <w:tcPr>
@@ -6424,7 +6421,7 @@
     </w:tblPr>
     <w:tblStylePr w:type="firstRow">
       <w:rPr>
-        <w:rFonts w:asciiTheme="majorHAnsi" w:eastAsiaTheme="majorEastAsia" w:hAnsiTheme="majorHAnsi" w:cstheme="majorBidi"/>
+        <w:rFonts w:ascii="Newsreader Display" w:hAnsi="Newsreader Display" w:cs="Newsreader Display"/>
       </w:rPr>
       <w:tblPr/>
       <w:tcPr>
@@ -6508,7 +6505,7 @@
     </w:tblPr>
     <w:tblStylePr w:type="firstRow">
       <w:rPr>
-        <w:rFonts w:asciiTheme="majorHAnsi" w:eastAsiaTheme="majorEastAsia" w:hAnsiTheme="majorHAnsi" w:cstheme="majorBidi"/>
+        <w:rFonts w:ascii="Newsreader Display" w:hAnsi="Newsreader Display" w:cs="Newsreader Display"/>
       </w:rPr>
       <w:tblPr/>
       <w:tcPr>
@@ -6573,7 +6570,7 @@
       <w:spacing w:after="0" w:line="240" w:lineRule="auto"/>
     </w:pPr>
     <w:rPr>
-      <w:rFonts w:asciiTheme="majorHAnsi" w:eastAsiaTheme="majorEastAsia" w:hAnsiTheme="majorHAnsi" w:cstheme="majorBidi"/>
+      <w:rFonts w:ascii="Newsreader Display" w:hAnsi="Newsreader Display" w:cs="Newsreader Display"/>
       <w:color w:val="000000" w:themeColor="text1"/>
     </w:rPr>
     <w:tblPr>
@@ -6701,7 +6698,7 @@
       <w:spacing w:after="0" w:line="240" w:lineRule="auto"/>
     </w:pPr>
     <w:rPr>
-      <w:rFonts w:asciiTheme="majorHAnsi" w:eastAsiaTheme="majorEastAsia" w:hAnsiTheme="majorHAnsi" w:cstheme="majorBidi"/>
+      <w:rFonts w:ascii="Newsreader Display" w:hAnsi="Newsreader Display" w:cs="Newsreader Display"/>
       <w:color w:val="000000" w:themeColor="text1"/>
     </w:rPr>
     <w:tblPr>
@@ -6829,7 +6826,7 @@
       <w:spacing w:after="0" w:line="240" w:lineRule="auto"/>
     </w:pPr>
     <w:rPr>
-      <w:rFonts w:asciiTheme="majorHAnsi" w:eastAsiaTheme="majorEastAsia" w:hAnsiTheme="majorHAnsi" w:cstheme="majorBidi"/>
+      <w:rFonts w:ascii="Newsreader Display" w:hAnsi="Newsreader Display" w:cs="Newsreader Display"/>
       <w:color w:val="000000" w:themeColor="text1"/>
     </w:rPr>
     <w:tblPr>
@@ -6957,7 +6954,7 @@
       <w:spacing w:after="0" w:line="240" w:lineRule="auto"/>
     </w:pPr>
     <w:rPr>
-      <w:rFonts w:asciiTheme="majorHAnsi" w:eastAsiaTheme="majorEastAsia" w:hAnsiTheme="majorHAnsi" w:cstheme="majorBidi"/>
+      <w:rFonts w:ascii="Newsreader Display" w:hAnsi="Newsreader Display" w:cs="Newsreader Display"/>
       <w:color w:val="000000" w:themeColor="text1"/>
     </w:rPr>
     <w:tblPr>
@@ -7085,7 +7082,7 @@
       <w:spacing w:after="0" w:line="240" w:lineRule="auto"/>
     </w:pPr>
     <w:rPr>
-      <w:rFonts w:asciiTheme="majorHAnsi" w:eastAsiaTheme="majorEastAsia" w:hAnsiTheme="majorHAnsi" w:cstheme="majorBidi"/>
+      <w:rFonts w:ascii="Newsreader Display" w:hAnsi="Newsreader Display" w:cs="Newsreader Display"/>
       <w:color w:val="000000" w:themeColor="text1"/>
     </w:rPr>
     <w:tblPr>
@@ -7213,7 +7210,7 @@
       <w:spacing w:after="0" w:line="240" w:lineRule="auto"/>
     </w:pPr>
     <w:rPr>
-      <w:rFonts w:asciiTheme="majorHAnsi" w:eastAsiaTheme="majorEastAsia" w:hAnsiTheme="majorHAnsi" w:cstheme="majorBidi"/>
+      <w:rFonts w:ascii="Newsreader Display" w:hAnsi="Newsreader Display" w:cs="Newsreader Display"/>
       <w:color w:val="000000" w:themeColor="text1"/>
     </w:rPr>
     <w:tblPr>
@@ -7341,7 +7338,7 @@
       <w:spacing w:after="0" w:line="240" w:lineRule="auto"/>
     </w:pPr>
     <w:rPr>
-      <w:rFonts w:asciiTheme="majorHAnsi" w:eastAsiaTheme="majorEastAsia" w:hAnsiTheme="majorHAnsi" w:cstheme="majorBidi"/>
+      <w:rFonts w:ascii="Newsreader Display" w:hAnsi="Newsreader Display" w:cs="Newsreader Display"/>
       <w:color w:val="000000" w:themeColor="text1"/>
     </w:rPr>
     <w:tblPr>
@@ -7980,7 +7977,7 @@
       <w:spacing w:after="0" w:line="240" w:lineRule="auto"/>
     </w:pPr>
     <w:rPr>
-      <w:rFonts w:asciiTheme="majorHAnsi" w:eastAsiaTheme="majorEastAsia" w:hAnsiTheme="majorHAnsi" w:cstheme="majorBidi"/>
+      <w:rFonts w:ascii="Newsreader Display" w:hAnsi="Newsreader Display" w:cs="Newsreader Display"/>
       <w:color w:val="000000" w:themeColor="text1"/>
     </w:rPr>
     <w:tblPr>
@@ -8105,7 +8102,7 @@
       <w:spacing w:after="0" w:line="240" w:lineRule="auto"/>
     </w:pPr>
     <w:rPr>
-      <w:rFonts w:asciiTheme="majorHAnsi" w:eastAsiaTheme="majorEastAsia" w:hAnsiTheme="majorHAnsi" w:cstheme="majorBidi"/>
+      <w:rFonts w:ascii="Newsreader Display" w:hAnsi="Newsreader Display" w:cs="Newsreader Display"/>
       <w:color w:val="000000" w:themeColor="text1"/>
     </w:rPr>
     <w:tblPr>
@@ -8230,7 +8227,7 @@
       <w:spacing w:after="0" w:line="240" w:lineRule="auto"/>
     </w:pPr>
     <w:rPr>
-      <w:rFonts w:asciiTheme="majorHAnsi" w:eastAsiaTheme="majorEastAsia" w:hAnsiTheme="majorHAnsi" w:cstheme="majorBidi"/>
+      <w:rFonts w:ascii="Newsreader Display" w:hAnsi="Newsreader Display" w:cs="Newsreader Display"/>
       <w:color w:val="000000" w:themeColor="text1"/>
     </w:rPr>
     <w:tblPr>
@@ -8355,7 +8352,7 @@
       <w:spacing w:after="0" w:line="240" w:lineRule="auto"/>
     </w:pPr>
     <w:rPr>
-      <w:rFonts w:asciiTheme="majorHAnsi" w:eastAsiaTheme="majorEastAsia" w:hAnsiTheme="majorHAnsi" w:cstheme="majorBidi"/>
+      <w:rFonts w:ascii="Newsreader Display" w:hAnsi="Newsreader Display" w:cs="Newsreader Display"/>
       <w:color w:val="000000" w:themeColor="text1"/>
     </w:rPr>
     <w:tblPr>
@@ -8480,7 +8477,7 @@
       <w:spacing w:after="0" w:line="240" w:lineRule="auto"/>
     </w:pPr>
     <w:rPr>
-      <w:rFonts w:asciiTheme="majorHAnsi" w:eastAsiaTheme="majorEastAsia" w:hAnsiTheme="majorHAnsi" w:cstheme="majorBidi"/>
+      <w:rFonts w:ascii="Newsreader Display" w:hAnsi="Newsreader Display" w:cs="Newsreader Display"/>
       <w:color w:val="000000" w:themeColor="text1"/>
     </w:rPr>
     <w:tblPr>
@@ -8605,7 +8602,7 @@
       <w:spacing w:after="0" w:line="240" w:lineRule="auto"/>
     </w:pPr>
     <w:rPr>
-      <w:rFonts w:asciiTheme="majorHAnsi" w:eastAsiaTheme="majorEastAsia" w:hAnsiTheme="majorHAnsi" w:cstheme="majorBidi"/>
+      <w:rFonts w:ascii="Newsreader Display" w:hAnsi="Newsreader Display" w:cs="Newsreader Display"/>
       <w:color w:val="000000" w:themeColor="text1"/>
     </w:rPr>
     <w:tblPr>
@@ -8730,7 +8727,7 @@
       <w:spacing w:after="0" w:line="240" w:lineRule="auto"/>
     </w:pPr>
     <w:rPr>
-      <w:rFonts w:asciiTheme="majorHAnsi" w:eastAsiaTheme="majorEastAsia" w:hAnsiTheme="majorHAnsi" w:cstheme="majorBidi"/>
+      <w:rFonts w:ascii="Newsreader Display" w:hAnsi="Newsreader Display" w:cs="Newsreader Display"/>
       <w:color w:val="000000" w:themeColor="text1"/>
     </w:rPr>
     <w:tblPr>
@@ -12645,27 +12642,27 @@
       <w:spacing w:before="0" w:after="80" w:line="288" w:lineRule="auto"/>
     </w:pPr>
     <w:rPr>
-      <w:rFonts w:ascii="Inter" w:hAnsi="Inter" w:cs="Inter" w:eastAsia="Inter"/>
+      <w:rFonts w:ascii="Public Sans" w:hAnsi="Public Sans" w:cs="Public Sans" w:eastAsia="Public Sans"/>
       <w:b/>
       <w:i w:val="0"/>
       <w:caps/>
-      <w:color w:val="9A6510"/>
-      <w:sz w:val="16"/>
-      <w:spacing w:val="32"/>
+      <w:color w:val="8A5A0C"/>
+      <w:sz w:val="15"/>
+      <w:spacing w:val="12"/>
     </w:rPr>
   </w:style>
   <w:style w:type="paragraph" w:customStyle="1" w:styleId="Lead">
     <w:name w:val="Lead"/>
     <w:basedOn w:val="Normal"/>
     <w:pPr>
-      <w:spacing w:before="0" w:after="200" w:line="336" w:lineRule="auto"/>
+      <w:spacing w:before="0" w:after="240" w:line="331" w:lineRule="auto"/>
     </w:pPr>
     <w:rPr>
-      <w:rFonts w:ascii="Source Serif 4" w:hAnsi="Source Serif 4" w:cs="Source Serif 4" w:eastAsia="Source Serif 4"/>
+      <w:rFonts w:ascii="Newsreader Text" w:hAnsi="Newsreader Text" w:cs="Newsreader Text" w:eastAsia="Newsreader Text"/>
       <w:b w:val="0"/>
       <w:i w:val="0"/>
       <w:color w:val="103428"/>
-      <w:sz w:val="25"/>
+      <w:sz w:val="26"/>
     </w:rPr>
   </w:style>
   <w:style w:type="paragraph" w:customStyle="1" w:styleId="Small">
@@ -12675,7 +12672,7 @@
       <w:spacing w:before="0" w:after="40" w:line="300" w:lineRule="auto"/>
     </w:pPr>
     <w:rPr>
-      <w:rFonts w:ascii="Inter" w:hAnsi="Inter" w:cs="Inter" w:eastAsia="Inter"/>
+      <w:rFonts w:ascii="Public Sans" w:hAnsi="Public Sans" w:cs="Public Sans" w:eastAsia="Public Sans"/>
       <w:b w:val="0"/>
       <w:i w:val="0"/>
       <w:color w:val="5F6662"/>
@@ -12689,7 +12686,7 @@
       <w:spacing w:before="20" w:after="20" w:line="276" w:lineRule="auto"/>
     </w:pPr>
     <w:rPr>
-      <w:rFonts w:ascii="Inter" w:hAnsi="Inter" w:cs="Inter" w:eastAsia="Inter"/>
+      <w:rFonts w:ascii="Public Sans" w:hAnsi="Public Sans" w:cs="Public Sans" w:eastAsia="Public Sans"/>
       <w:b w:val="0"/>
       <w:i w:val="0"/>
       <w:color w:val="1B201E"/>
@@ -12703,13 +12700,13 @@
       <w:spacing w:before="40" w:after="40" w:line="264" w:lineRule="auto"/>
     </w:pPr>
     <w:rPr>
-      <w:rFonts w:ascii="Inter" w:hAnsi="Inter" w:cs="Inter" w:eastAsia="Inter"/>
+      <w:rFonts w:ascii="Public Sans" w:hAnsi="Public Sans" w:cs="Public Sans" w:eastAsia="Public Sans"/>
       <w:b/>
       <w:i w:val="0"/>
       <w:caps/>
       <w:color w:val="103428"/>
-      <w:sz w:val="16"/>
-      <w:spacing w:val="12"/>
+      <w:sz w:val="15"/>
+      <w:spacing w:val="10"/>
     </w:rPr>
   </w:style>
 </w:styles>
